--- a/zaini_case_audit_output/outputs/word/documents/138_جزء من مصروفات المزرعة.docx
+++ b/zaini_case_audit_output/outputs/word/documents/138_جزء من مصروفات المزرعة.docx
@@ -182,7 +182,7 @@
           <w:b w:val="0"/>
           <w:i w:val="0"/>
         </w:rPr>
-        <w:t>أسامه بن احمد بن عباس زين</w:t>
+        <w:t>نيز سابع نب دمحا نب هماسأ</w:t>
       </w:r>
     </w:p>
     <w:p>
@@ -195,7 +195,7 @@
           <w:b w:val="0"/>
           <w:i w:val="0"/>
         </w:rPr>
-        <w:t>أسامه بن احمد بن عباس زين</w:t>
+        <w:t>نيز سابع نب دمحا نب هماسأ</w:t>
       </w:r>
     </w:p>
     <w:p>
@@ -312,7 +312,7 @@
           <w:b w:val="0"/>
           <w:i w:val="0"/>
         </w:rPr>
-        <w:t>أسامه بن احمد بن عباس زين</w:t>
+        <w:t>نيز سابع نب دمحا نب هماسأ</w:t>
       </w:r>
     </w:p>
     <w:p>
@@ -325,7 +325,7 @@
           <w:b w:val="0"/>
           <w:i w:val="0"/>
         </w:rPr>
-        <w:t>أسامه بن احمد بن عباس زين</w:t>
+        <w:t>نيز سابع نب دمحا نب هماسأ</w:t>
       </w:r>
     </w:p>
     <w:p>
@@ -442,7 +442,7 @@
           <w:b w:val="0"/>
           <w:i w:val="0"/>
         </w:rPr>
-        <w:t>أسامه بن احمد بن عباس زين</w:t>
+        <w:t>نيز سابع نب دمحا نب هماسأ</w:t>
       </w:r>
     </w:p>
     <w:p>
@@ -455,7 +455,7 @@
           <w:b w:val="0"/>
           <w:i w:val="0"/>
         </w:rPr>
-        <w:t>أسامه بن احمد بن عباس زين</w:t>
+        <w:t>نيز سابع نب دمحا نب هماسأ</w:t>
       </w:r>
     </w:p>
     <w:p>
@@ -572,7 +572,7 @@
           <w:b w:val="0"/>
           <w:i w:val="0"/>
         </w:rPr>
-        <w:t>أسامه بن احمد بن عباس زين</w:t>
+        <w:t>نيز سابع نب دمحا نب هماسأ</w:t>
       </w:r>
     </w:p>
     <w:p>
@@ -585,7 +585,7 @@
           <w:b w:val="0"/>
           <w:i w:val="0"/>
         </w:rPr>
-        <w:t>أسامه بن احمد بن عباس زين</w:t>
+        <w:t>نيز سابع نب دمحا نب هماسأ</w:t>
       </w:r>
     </w:p>
     <w:p>
@@ -702,7 +702,7 @@
           <w:b w:val="0"/>
           <w:i w:val="0"/>
         </w:rPr>
-        <w:t>أسامه بن احمد بن عباس زين</w:t>
+        <w:t>نيز سابع نب دمحا نب هماسأ</w:t>
       </w:r>
     </w:p>
     <w:p>
@@ -715,7 +715,7 @@
           <w:b w:val="0"/>
           <w:i w:val="0"/>
         </w:rPr>
-        <w:t>أسامه بن احمد بن عباس زين</w:t>
+        <w:t>نيز سابع نب دمحا نب هماسأ</w:t>
       </w:r>
     </w:p>
     <w:p>
@@ -832,7 +832,7 @@
           <w:b w:val="0"/>
           <w:i w:val="0"/>
         </w:rPr>
-        <w:t>أسامه بن احمد بن عباس زين</w:t>
+        <w:t>نيز سابع نب دمحا نب هماسأ</w:t>
       </w:r>
     </w:p>
     <w:p>
@@ -845,7 +845,7 @@
           <w:b w:val="0"/>
           <w:i w:val="0"/>
         </w:rPr>
-        <w:t>أسامه بن احمد بن عباس زين</w:t>
+        <w:t>نيز سابع نب دمحا نب هماسأ</w:t>
       </w:r>
     </w:p>
     <w:p>
@@ -962,7 +962,7 @@
           <w:b w:val="0"/>
           <w:i w:val="0"/>
         </w:rPr>
-        <w:t>أسامه بن احمد بن عباس زين</w:t>
+        <w:t>نيز سابع نب دمحا نب هماسأ</w:t>
       </w:r>
     </w:p>
     <w:p>
@@ -975,7 +975,7 @@
           <w:b w:val="0"/>
           <w:i w:val="0"/>
         </w:rPr>
-        <w:t>أسامه بن احمد بن عباس زين</w:t>
+        <w:t>نيز سابع نب دمحا نب هماسأ</w:t>
       </w:r>
     </w:p>
     <w:p>
@@ -1092,7 +1092,7 @@
           <w:b w:val="0"/>
           <w:i w:val="0"/>
         </w:rPr>
-        <w:t>أسامه بن احمد بن عباس زين</w:t>
+        <w:t>نيز سابع نب دمحا نب هماسأ</w:t>
       </w:r>
     </w:p>
     <w:p>
@@ -1105,7 +1105,7 @@
           <w:b w:val="0"/>
           <w:i w:val="0"/>
         </w:rPr>
-        <w:t>أسامه بن احمد بن عباس زين</w:t>
+        <w:t>نيز سابع نب دمحا نب هماسأ</w:t>
       </w:r>
     </w:p>
     <w:p>
@@ -1222,7 +1222,7 @@
           <w:b w:val="0"/>
           <w:i w:val="0"/>
         </w:rPr>
-        <w:t>أسامه بن احمد بن عباس زين</w:t>
+        <w:t>نيز سابع نب دمحا نب هماسأ</w:t>
       </w:r>
     </w:p>
     <w:p>
@@ -1235,7 +1235,7 @@
           <w:b w:val="0"/>
           <w:i w:val="0"/>
         </w:rPr>
-        <w:t>أسامه بن احمد بن عباس زين</w:t>
+        <w:t>نيز سابع نب دمحا نب هماسأ</w:t>
       </w:r>
     </w:p>
     <w:p>
@@ -1352,7 +1352,7 @@
           <w:b w:val="0"/>
           <w:i w:val="0"/>
         </w:rPr>
-        <w:t>أسامه بن احمد بن عباس زين</w:t>
+        <w:t>نيز سابع نب دمحا نب هماسأ</w:t>
       </w:r>
     </w:p>
     <w:p>
@@ -1365,7 +1365,7 @@
           <w:b w:val="0"/>
           <w:i w:val="0"/>
         </w:rPr>
-        <w:t>أسامه بن احمد بن عباس زين</w:t>
+        <w:t>نيز سابع نب دمحا نب هماسأ</w:t>
       </w:r>
     </w:p>
     <w:p>
@@ -1482,7 +1482,7 @@
           <w:b w:val="0"/>
           <w:i w:val="0"/>
         </w:rPr>
-        <w:t>أسامه بن احمد بن عباس زين</w:t>
+        <w:t>نيز سابع نب دمحا نب هماسأ</w:t>
       </w:r>
     </w:p>
     <w:p>
@@ -1495,7 +1495,7 @@
           <w:b w:val="0"/>
           <w:i w:val="0"/>
         </w:rPr>
-        <w:t>أسامه بن احمد بن عباس زين</w:t>
+        <w:t>نيز سابع نب دمحا نب هماسأ</w:t>
       </w:r>
     </w:p>
     <w:p>
@@ -1612,7 +1612,7 @@
           <w:b w:val="0"/>
           <w:i w:val="0"/>
         </w:rPr>
-        <w:t>أسامه بن احمد بن عباس زين</w:t>
+        <w:t>نيز سابع نب دمحا نب هماسأ</w:t>
       </w:r>
     </w:p>
     <w:p>
@@ -1625,7 +1625,7 @@
           <w:b w:val="0"/>
           <w:i w:val="0"/>
         </w:rPr>
-        <w:t>أسامه بن احمد بن عباس زين</w:t>
+        <w:t>نيز سابع نب دمحا نب هماسأ</w:t>
       </w:r>
     </w:p>
     <w:p>
@@ -1742,7 +1742,7 @@
           <w:b w:val="0"/>
           <w:i w:val="0"/>
         </w:rPr>
-        <w:t>أسامه بن احمد بن عباس زين</w:t>
+        <w:t>نيز سابع نب دمحا نب هماسأ</w:t>
       </w:r>
     </w:p>
     <w:p>
@@ -1755,7 +1755,7 @@
           <w:b w:val="0"/>
           <w:i w:val="0"/>
         </w:rPr>
-        <w:t>أسامه بن احمد بن عباس زين</w:t>
+        <w:t>نيز سابع نب دمحا نب هماسأ</w:t>
       </w:r>
     </w:p>
     <w:p>
@@ -1872,7 +1872,7 @@
           <w:b w:val="0"/>
           <w:i w:val="0"/>
         </w:rPr>
-        <w:t>أسامه بن احمد بن عباس زين</w:t>
+        <w:t>نيز سابع نب دمحا نب هماسأ</w:t>
       </w:r>
     </w:p>
     <w:p>
@@ -1885,7 +1885,7 @@
           <w:b w:val="0"/>
           <w:i w:val="0"/>
         </w:rPr>
-        <w:t>أسامه بن احمد بن عباس زين</w:t>
+        <w:t>نيز سابع نب دمحا نب هماسأ</w:t>
       </w:r>
     </w:p>
     <w:p>
@@ -2002,7 +2002,7 @@
           <w:b w:val="0"/>
           <w:i w:val="0"/>
         </w:rPr>
-        <w:t>أسامه بن احمد بن عباس زين</w:t>
+        <w:t>نيز سابع نب دمحا نب هماسأ</w:t>
       </w:r>
     </w:p>
     <w:p>
@@ -2015,7 +2015,7 @@
           <w:b w:val="0"/>
           <w:i w:val="0"/>
         </w:rPr>
-        <w:t>أسامه بن احمد بن عباس زين</w:t>
+        <w:t>نيز سابع نب دمحا نب هماسأ</w:t>
       </w:r>
     </w:p>
     <w:p>
@@ -2132,7 +2132,7 @@
           <w:b w:val="0"/>
           <w:i w:val="0"/>
         </w:rPr>
-        <w:t>أسامه بن احمد بن عباس زين</w:t>
+        <w:t>نيز سابع نب دمحا نب هماسأ</w:t>
       </w:r>
     </w:p>
     <w:p>
@@ -2145,7 +2145,7 @@
           <w:b w:val="0"/>
           <w:i w:val="0"/>
         </w:rPr>
-        <w:t>أسامه بن احمد بن عباس زين</w:t>
+        <w:t>نيز سابع نب دمحا نب هماسأ</w:t>
       </w:r>
     </w:p>
     <w:p>
@@ -2262,7 +2262,7 @@
           <w:b w:val="0"/>
           <w:i w:val="0"/>
         </w:rPr>
-        <w:t>أسامه بن احمد بن عباس زين</w:t>
+        <w:t>نيز سابع نب دمحا نب هماسأ</w:t>
       </w:r>
     </w:p>
     <w:p>
@@ -2275,7 +2275,7 @@
           <w:b w:val="0"/>
           <w:i w:val="0"/>
         </w:rPr>
-        <w:t>أسامه بن احمد بن عباس زين</w:t>
+        <w:t>نيز سابع نب دمحا نب هماسأ</w:t>
       </w:r>
     </w:p>
     <w:p>
@@ -2392,7 +2392,7 @@
           <w:b w:val="0"/>
           <w:i w:val="0"/>
         </w:rPr>
-        <w:t>أسامه بن احمد بن عباس زين</w:t>
+        <w:t>نيز سابع نب دمحا نب هماسأ</w:t>
       </w:r>
     </w:p>
     <w:p>
@@ -2405,7 +2405,7 @@
           <w:b w:val="0"/>
           <w:i w:val="0"/>
         </w:rPr>
-        <w:t>أسامه بن احمد بن عباس زين</w:t>
+        <w:t>نيز سابع نب دمحا نب هماسأ</w:t>
       </w:r>
     </w:p>
     <w:sectPr>

--- a/zaini_case_audit_output/outputs/word/documents/138_جزء من مصروفات المزرعة.docx
+++ b/zaini_case_audit_output/outputs/word/documents/138_جزء من مصروفات المزرعة.docx
@@ -182,7 +182,7 @@
           <w:b w:val="0"/>
           <w:i w:val="0"/>
         </w:rPr>
-        <w:t>نيز سابع نب دمحا نب هماسأ</w:t>
+        <w:t>أسامه بن احمد بن عباس زين</w:t>
       </w:r>
     </w:p>
     <w:p>
@@ -195,7 +195,7 @@
           <w:b w:val="0"/>
           <w:i w:val="0"/>
         </w:rPr>
-        <w:t>نيز سابع نب دمحا نب هماسأ</w:t>
+        <w:t>أسامه بن احمد بن عباس زين</w:t>
       </w:r>
     </w:p>
     <w:p>
@@ -312,7 +312,7 @@
           <w:b w:val="0"/>
           <w:i w:val="0"/>
         </w:rPr>
-        <w:t>نيز سابع نب دمحا نب هماسأ</w:t>
+        <w:t>أسامه بن احمد بن عباس زين</w:t>
       </w:r>
     </w:p>
     <w:p>
@@ -325,7 +325,7 @@
           <w:b w:val="0"/>
           <w:i w:val="0"/>
         </w:rPr>
-        <w:t>نيز سابع نب دمحا نب هماسأ</w:t>
+        <w:t>أسامه بن احمد بن عباس زين</w:t>
       </w:r>
     </w:p>
     <w:p>
@@ -442,7 +442,7 @@
           <w:b w:val="0"/>
           <w:i w:val="0"/>
         </w:rPr>
-        <w:t>نيز سابع نب دمحا نب هماسأ</w:t>
+        <w:t>أسامه بن احمد بن عباس زين</w:t>
       </w:r>
     </w:p>
     <w:p>
@@ -455,7 +455,7 @@
           <w:b w:val="0"/>
           <w:i w:val="0"/>
         </w:rPr>
-        <w:t>نيز سابع نب دمحا نب هماسأ</w:t>
+        <w:t>أسامه بن احمد بن عباس زين</w:t>
       </w:r>
     </w:p>
     <w:p>
@@ -572,7 +572,7 @@
           <w:b w:val="0"/>
           <w:i w:val="0"/>
         </w:rPr>
-        <w:t>نيز سابع نب دمحا نب هماسأ</w:t>
+        <w:t>أسامه بن احمد بن عباس زين</w:t>
       </w:r>
     </w:p>
     <w:p>
@@ -585,7 +585,7 @@
           <w:b w:val="0"/>
           <w:i w:val="0"/>
         </w:rPr>
-        <w:t>نيز سابع نب دمحا نب هماسأ</w:t>
+        <w:t>أسامه بن احمد بن عباس زين</w:t>
       </w:r>
     </w:p>
     <w:p>
@@ -702,7 +702,7 @@
           <w:b w:val="0"/>
           <w:i w:val="0"/>
         </w:rPr>
-        <w:t>نيز سابع نب دمحا نب هماسأ</w:t>
+        <w:t>أسامه بن احمد بن عباس زين</w:t>
       </w:r>
     </w:p>
     <w:p>
@@ -715,7 +715,7 @@
           <w:b w:val="0"/>
           <w:i w:val="0"/>
         </w:rPr>
-        <w:t>نيز سابع نب دمحا نب هماسأ</w:t>
+        <w:t>أسامه بن احمد بن عباس زين</w:t>
       </w:r>
     </w:p>
     <w:p>
@@ -832,7 +832,7 @@
           <w:b w:val="0"/>
           <w:i w:val="0"/>
         </w:rPr>
-        <w:t>نيز سابع نب دمحا نب هماسأ</w:t>
+        <w:t>أسامه بن احمد بن عباس زين</w:t>
       </w:r>
     </w:p>
     <w:p>
@@ -845,7 +845,7 @@
           <w:b w:val="0"/>
           <w:i w:val="0"/>
         </w:rPr>
-        <w:t>نيز سابع نب دمحا نب هماسأ</w:t>
+        <w:t>أسامه بن احمد بن عباس زين</w:t>
       </w:r>
     </w:p>
     <w:p>
@@ -962,7 +962,7 @@
           <w:b w:val="0"/>
           <w:i w:val="0"/>
         </w:rPr>
-        <w:t>نيز سابع نب دمحا نب هماسأ</w:t>
+        <w:t>أسامه بن احمد بن عباس زين</w:t>
       </w:r>
     </w:p>
     <w:p>
@@ -975,7 +975,7 @@
           <w:b w:val="0"/>
           <w:i w:val="0"/>
         </w:rPr>
-        <w:t>نيز سابع نب دمحا نب هماسأ</w:t>
+        <w:t>أسامه بن احمد بن عباس زين</w:t>
       </w:r>
     </w:p>
     <w:p>
@@ -1092,7 +1092,7 @@
           <w:b w:val="0"/>
           <w:i w:val="0"/>
         </w:rPr>
-        <w:t>نيز سابع نب دمحا نب هماسأ</w:t>
+        <w:t>أسامه بن احمد بن عباس زين</w:t>
       </w:r>
     </w:p>
     <w:p>
@@ -1105,7 +1105,7 @@
           <w:b w:val="0"/>
           <w:i w:val="0"/>
         </w:rPr>
-        <w:t>نيز سابع نب دمحا نب هماسأ</w:t>
+        <w:t>أسامه بن احمد بن عباس زين</w:t>
       </w:r>
     </w:p>
     <w:p>
@@ -1222,7 +1222,7 @@
           <w:b w:val="0"/>
           <w:i w:val="0"/>
         </w:rPr>
-        <w:t>نيز سابع نب دمحا نب هماسأ</w:t>
+        <w:t>أسامه بن احمد بن عباس زين</w:t>
       </w:r>
     </w:p>
     <w:p>
@@ -1235,7 +1235,7 @@
           <w:b w:val="0"/>
           <w:i w:val="0"/>
         </w:rPr>
-        <w:t>نيز سابع نب دمحا نب هماسأ</w:t>
+        <w:t>أسامه بن احمد بن عباس زين</w:t>
       </w:r>
     </w:p>
     <w:p>
@@ -1352,7 +1352,7 @@
           <w:b w:val="0"/>
           <w:i w:val="0"/>
         </w:rPr>
-        <w:t>نيز سابع نب دمحا نب هماسأ</w:t>
+        <w:t>أسامه بن احمد بن عباس زين</w:t>
       </w:r>
     </w:p>
     <w:p>
@@ -1365,7 +1365,7 @@
           <w:b w:val="0"/>
           <w:i w:val="0"/>
         </w:rPr>
-        <w:t>نيز سابع نب دمحا نب هماسأ</w:t>
+        <w:t>أسامه بن احمد بن عباس زين</w:t>
       </w:r>
     </w:p>
     <w:p>
@@ -1482,7 +1482,7 @@
           <w:b w:val="0"/>
           <w:i w:val="0"/>
         </w:rPr>
-        <w:t>نيز سابع نب دمحا نب هماسأ</w:t>
+        <w:t>أسامه بن احمد بن عباس زين</w:t>
       </w:r>
     </w:p>
     <w:p>
@@ -1495,7 +1495,7 @@
           <w:b w:val="0"/>
           <w:i w:val="0"/>
         </w:rPr>
-        <w:t>نيز سابع نب دمحا نب هماسأ</w:t>
+        <w:t>أسامه بن احمد بن عباس زين</w:t>
       </w:r>
     </w:p>
     <w:p>
@@ -1612,7 +1612,7 @@
           <w:b w:val="0"/>
           <w:i w:val="0"/>
         </w:rPr>
-        <w:t>نيز سابع نب دمحا نب هماسأ</w:t>
+        <w:t>أسامه بن احمد بن عباس زين</w:t>
       </w:r>
     </w:p>
     <w:p>
@@ -1625,7 +1625,7 @@
           <w:b w:val="0"/>
           <w:i w:val="0"/>
         </w:rPr>
-        <w:t>نيز سابع نب دمحا نب هماسأ</w:t>
+        <w:t>أسامه بن احمد بن عباس زين</w:t>
       </w:r>
     </w:p>
     <w:p>
@@ -1742,7 +1742,7 @@
           <w:b w:val="0"/>
           <w:i w:val="0"/>
         </w:rPr>
-        <w:t>نيز سابع نب دمحا نب هماسأ</w:t>
+        <w:t>أسامه بن احمد بن عباس زين</w:t>
       </w:r>
     </w:p>
     <w:p>
@@ -1755,7 +1755,7 @@
           <w:b w:val="0"/>
           <w:i w:val="0"/>
         </w:rPr>
-        <w:t>نيز سابع نب دمحا نب هماسأ</w:t>
+        <w:t>أسامه بن احمد بن عباس زين</w:t>
       </w:r>
     </w:p>
     <w:p>
@@ -1872,7 +1872,7 @@
           <w:b w:val="0"/>
           <w:i w:val="0"/>
         </w:rPr>
-        <w:t>نيز سابع نب دمحا نب هماسأ</w:t>
+        <w:t>أسامه بن احمد بن عباس زين</w:t>
       </w:r>
     </w:p>
     <w:p>
@@ -1885,7 +1885,7 @@
           <w:b w:val="0"/>
           <w:i w:val="0"/>
         </w:rPr>
-        <w:t>نيز سابع نب دمحا نب هماسأ</w:t>
+        <w:t>أسامه بن احمد بن عباس زين</w:t>
       </w:r>
     </w:p>
     <w:p>
@@ -2002,7 +2002,7 @@
           <w:b w:val="0"/>
           <w:i w:val="0"/>
         </w:rPr>
-        <w:t>نيز سابع نب دمحا نب هماسأ</w:t>
+        <w:t>أسامه بن احمد بن عباس زين</w:t>
       </w:r>
     </w:p>
     <w:p>
@@ -2015,7 +2015,7 @@
           <w:b w:val="0"/>
           <w:i w:val="0"/>
         </w:rPr>
-        <w:t>نيز سابع نب دمحا نب هماسأ</w:t>
+        <w:t>أسامه بن احمد بن عباس زين</w:t>
       </w:r>
     </w:p>
     <w:p>
@@ -2132,7 +2132,7 @@
           <w:b w:val="0"/>
           <w:i w:val="0"/>
         </w:rPr>
-        <w:t>نيز سابع نب دمحا نب هماسأ</w:t>
+        <w:t>أسامه بن احمد بن عباس زين</w:t>
       </w:r>
     </w:p>
     <w:p>
@@ -2145,7 +2145,7 @@
           <w:b w:val="0"/>
           <w:i w:val="0"/>
         </w:rPr>
-        <w:t>نيز سابع نب دمحا نب هماسأ</w:t>
+        <w:t>أسامه بن احمد بن عباس زين</w:t>
       </w:r>
     </w:p>
     <w:p>
@@ -2262,7 +2262,7 @@
           <w:b w:val="0"/>
           <w:i w:val="0"/>
         </w:rPr>
-        <w:t>نيز سابع نب دمحا نب هماسأ</w:t>
+        <w:t>أسامه بن احمد بن عباس زين</w:t>
       </w:r>
     </w:p>
     <w:p>
@@ -2275,7 +2275,7 @@
           <w:b w:val="0"/>
           <w:i w:val="0"/>
         </w:rPr>
-        <w:t>نيز سابع نب دمحا نب هماسأ</w:t>
+        <w:t>أسامه بن احمد بن عباس زين</w:t>
       </w:r>
     </w:p>
     <w:p>
@@ -2392,7 +2392,7 @@
           <w:b w:val="0"/>
           <w:i w:val="0"/>
         </w:rPr>
-        <w:t>نيز سابع نب دمحا نب هماسأ</w:t>
+        <w:t>أسامه بن احمد بن عباس زين</w:t>
       </w:r>
     </w:p>
     <w:p>
@@ -2405,7 +2405,7 @@
           <w:b w:val="0"/>
           <w:i w:val="0"/>
         </w:rPr>
-        <w:t>نيز سابع نب دمحا نب هماسأ</w:t>
+        <w:t>أسامه بن احمد بن عباس زين</w:t>
       </w:r>
     </w:p>
     <w:sectPr>
